--- a/output.docx
+++ b/output.docx
@@ -16,7 +16,7 @@
         <w:t>La Presse</w:t>
       </w:r>
       <w:r>
-        <w:t xml:space="preserve">, consulté le 18 mai 2026, </w:t>
+        <w:t xml:space="preserve">, consulté le 19 mai 2026, </w:t>
       </w:r>
       <w:r>
         <w:rPr>
@@ -39,7 +39,7 @@
         <w:t>Le Devoir</w:t>
       </w:r>
       <w:r>
-        <w:t xml:space="preserve">, consulté le 18 mai 2026, </w:t>
+        <w:t xml:space="preserve">, consulté le 19 mai 2026, </w:t>
       </w:r>
       <w:r>
         <w:rPr>
@@ -62,7 +62,7 @@
         <w:t>Radio-Canada Info</w:t>
       </w:r>
       <w:r>
-        <w:t xml:space="preserve">, consulté le 18 mai 2026, </w:t>
+        <w:t xml:space="preserve">, consulté le 19 mai 2026, </w:t>
       </w:r>
       <w:r>
         <w:rPr>
@@ -85,7 +85,7 @@
         <w:t>Le Journal de Montréal</w:t>
       </w:r>
       <w:r>
-        <w:t xml:space="preserve">, consulté le 18 mai 2026, </w:t>
+        <w:t xml:space="preserve">, consulté le 19 mai 2026, </w:t>
       </w:r>
       <w:r>
         <w:rPr>
@@ -113,7 +113,7 @@
         <w:t>Fangamer</w:t>
       </w:r>
       <w:r>
-        <w:t xml:space="preserve">, consulté le 18 mai 2026, </w:t>
+        <w:t xml:space="preserve">, consulté le 19 mai 2026, </w:t>
       </w:r>
       <w:r>
         <w:rPr>
@@ -138,7 +138,7 @@
         <w:t>lesvoixdelapoesie.ca</w:t>
       </w:r>
       <w:r>
-        <w:t xml:space="preserve">, consulté le 18 mai 2026, </w:t>
+        <w:t xml:space="preserve">, consulté le 19 mai 2026, </w:t>
       </w:r>
       <w:r>
         <w:rPr>
@@ -161,7 +161,7 @@
         <w:t>Encyclopédie de l'Histoire du Monde</w:t>
       </w:r>
       <w:r>
-        <w:t xml:space="preserve">, consulté le 18 mai 2026, </w:t>
+        <w:t xml:space="preserve">, consulté le 19 mai 2026, </w:t>
       </w:r>
       <w:r>
         <w:rPr>
@@ -184,7 +184,7 @@
         <w:t>Encyclopedia Britannica</w:t>
       </w:r>
       <w:r>
-        <w:t xml:space="preserve">, consulté le 18 mai 2026, </w:t>
+        <w:t xml:space="preserve">, consulté le 19 mai 2026, </w:t>
       </w:r>
       <w:r>
         <w:rPr>
@@ -195,48 +195,46 @@
     </w:p>
     <w:p>
       <w:r>
-        <w:t xml:space="preserve">FAVIER, Olivier. </w:t>
-      </w:r>
-      <w:r>
-        <w:t xml:space="preserve">« Cyrus le Grand, père de l’Empire perse achéménide, 'roi du monde' », </w:t>
-      </w:r>
-      <w:r>
-        <w:rPr>
-          <w:u w:val="single"/>
-        </w:rPr>
-        <w:t>Radio France Internationale</w:t>
-      </w:r>
-      <w:r>
-        <w:t xml:space="preserve">, consulté le 18 mai 2026, </w:t>
-      </w:r>
-      <w:r>
-        <w:rPr>
-          <w:u w:val="single"/>
-        </w:rPr>
-        <w:t>https://www.rfi.fr/fr/connaissances/20251201-cyrus-le-grand-p%C3%A8re-de-l-empire-perse-ach%C3%A9m%C3%A9nide-roi-du-monde</w:t>
+        <w:t>Error: something unexpected went wrong because BrowserType.launch: Executable doesn't exist at C:\Users\muziw\Desktop\AutoMetho_Windows\_internal\playwright\driver\package\.local-browsers\chromium_headless_shell-1223\chrome-headless-shell-win64\chrome-headless-shell.exe</w:t>
+        <w:br/>
+        <w:t>╔════════════════════════════════════════════════════════════╗</w:t>
+        <w:br/>
+        <w:t>║ Looks like Playwright was just installed or updated.       ║</w:t>
+        <w:br/>
+        <w:t>║ Please run the following command to download new browsers: ║</w:t>
+        <w:br/>
+        <w:t>║                                                            ║</w:t>
+        <w:br/>
+        <w:t>║     playwright install                                     ║</w:t>
+        <w:br/>
+        <w:t>║                                                            ║</w:t>
+        <w:br/>
+        <w:t>║ &lt;3 Playwright Team                                         ║</w:t>
+        <w:br/>
+        <w:t>╚════════════════════════════════════════════════════════════╝, Spencer is likely not aware of this possible error. Please notify him immediately and in detail</w:t>
+        <w:br/>
       </w:r>
     </w:p>
     <w:p>
       <w:r>
-        <w:t xml:space="preserve">RFI, Par. </w:t>
-      </w:r>
-      <w:r>
-        <w:t xml:space="preserve">« Nigeria: Donald Trump annonce la mort d'un chef de l'organisation État islamique », </w:t>
-      </w:r>
-      <w:r>
-        <w:rPr>
-          <w:u w:val="single"/>
-        </w:rPr>
-        <w:t>Radio France Internationale</w:t>
-      </w:r>
-      <w:r>
-        <w:t xml:space="preserve">, consulté le 18 mai 2026, </w:t>
-      </w:r>
-      <w:r>
-        <w:rPr>
-          <w:u w:val="single"/>
-        </w:rPr>
-        <w:t>https://www.rfi.fr/fr/afrique/20260516-nigeria-donald-trump-annonce-la-mort-d-un-chef-de-l-organisation-de-l-%C3%A9tat-islamique</w:t>
+        <w:t>Error: something unexpected went wrong because BrowserType.launch: Executable doesn't exist at C:\Users\muziw\Desktop\AutoMetho_Windows\_internal\playwright\driver\package\.local-browsers\chromium_headless_shell-1223\chrome-headless-shell-win64\chrome-headless-shell.exe</w:t>
+        <w:br/>
+        <w:t>╔════════════════════════════════════════════════════════════╗</w:t>
+        <w:br/>
+        <w:t>║ Looks like Playwright was just installed or updated.       ║</w:t>
+        <w:br/>
+        <w:t>║ Please run the following command to download new browsers: ║</w:t>
+        <w:br/>
+        <w:t>║                                                            ║</w:t>
+        <w:br/>
+        <w:t>║     playwright install                                     ║</w:t>
+        <w:br/>
+        <w:t>║                                                            ║</w:t>
+        <w:br/>
+        <w:t>║ &lt;3 Playwright Team                                         ║</w:t>
+        <w:br/>
+        <w:t>╚════════════════════════════════════════════════════════════╝, Spencer is likely not aware of this possible error. Please notify him immediately and in detail</w:t>
+        <w:br/>
       </w:r>
     </w:p>
     <w:p>
@@ -253,7 +251,7 @@
         <w:t>Le Monde</w:t>
       </w:r>
       <w:r>
-        <w:t xml:space="preserve">, consulté le 18 mai 2026, </w:t>
+        <w:t xml:space="preserve">, consulté le 19 mai 2026, </w:t>
       </w:r>
       <w:r>
         <w:rPr>
@@ -276,7 +274,7 @@
         <w:t>National Geographic</w:t>
       </w:r>
       <w:r>
-        <w:t xml:space="preserve">, consulté le 18 mai 2026, </w:t>
+        <w:t xml:space="preserve">, consulté le 19 mai 2026, </w:t>
       </w:r>
       <w:r>
         <w:rPr>
@@ -299,7 +297,7 @@
         <w:t>Encyclopedia Britannica</w:t>
       </w:r>
       <w:r>
-        <w:t xml:space="preserve">, consulté le 18 mai 2026, </w:t>
+        <w:t xml:space="preserve">, consulté le 19 mai 2026, </w:t>
       </w:r>
       <w:r>
         <w:rPr>
@@ -322,7 +320,7 @@
         <w:t>Encyclopedia Britannica</w:t>
       </w:r>
       <w:r>
-        <w:t xml:space="preserve">, consulté le 18 mai 2026, </w:t>
+        <w:t xml:space="preserve">, consulté le 19 mai 2026, </w:t>
       </w:r>
       <w:r>
         <w:rPr>
@@ -340,7 +338,7 @@
         <w:t>Vecteezy</w:t>
       </w:r>
       <w:r>
-        <w:t xml:space="preserve">, consulté le 18 mai 2026, </w:t>
+        <w:t xml:space="preserve">, consulté le 19 mai 2026, </w:t>
       </w:r>
       <w:r>
         <w:rPr>
@@ -358,7 +356,7 @@
         <w:t>123Rf</w:t>
       </w:r>
       <w:r>
-        <w:t xml:space="preserve">, consulté le 18 mai 2026, </w:t>
+        <w:t xml:space="preserve">, consulté le 19 mai 2026, </w:t>
       </w:r>
       <w:r>
         <w:rPr>
@@ -740,6 +738,10 @@
     <w:name w:val="Normal"/>
     <w:qFormat/>
     <w:rsid w:val="00FC693F"/>
+    <w:rPr>
+      <w:rFonts w:ascii="Times New Roman" w:hAnsi="Times New Roman"/>
+      <w:sz w:val="24"/>
+    </w:rPr>
   </w:style>
   <w:style w:type="paragraph" w:styleId="Header">
     <w:name w:val="header"/>
